--- a/Docs/Guide_Colab_universel_v4.docx
+++ b/Docs/Guide_Colab_universel_v4.docx
@@ -408,7 +408,7 @@
           <w:rPr>
             <w:rStyle w:val="Hyperlink"/>
           </w:rPr>
-          <w:t>github.com/rpoteau/pyPhysChem/blob/main/PPCL.ipynb</w:t>
+          <w:t>https://github.com/rpoteau/pyPhysChem/blob/main/PPCL.ipynb</w:t>
         </w:r>
       </w:hyperlink>
       <w:r>
@@ -2411,15 +2411,7 @@
       </w:pPr>
       <w:r>
         <w:rPr/>
-        <w:t xml:space="preserve">Le notebook </w:t>
-      </w:r>
-      <w:r>
-        <w:rPr/>
-        <w:t>peuvent aussi contenir</w:t>
-      </w:r>
-      <w:r>
-        <w:rPr/>
-        <w:t xml:space="preserve"> des </w:t>
+        <w:t xml:space="preserve">Le notebook peuvent aussi contenir des </w:t>
       </w:r>
       <w:r>
         <w:rPr>
@@ -2433,14 +2425,7 @@
           <w:b w:val="false"/>
           <w:bCs w:val="false"/>
         </w:rPr>
-        <w:t xml:space="preserve"> </w:t>
-      </w:r>
-      <w:r>
-        <w:rPr>
-          <w:b w:val="false"/>
-          <w:bCs w:val="false"/>
-        </w:rPr>
-        <w:t>sans solution proposée</w:t>
+        <w:t xml:space="preserve"> sans solution proposée</w:t>
       </w:r>
       <w:r>
         <w:rPr>
@@ -2451,15 +2436,7 @@
       </w:r>
       <w:r>
         <w:rPr/>
-        <w:t xml:space="preserve"> </w:t>
-      </w:r>
-      <w:r>
-        <w:rPr/>
-        <w:t xml:space="preserve">Ils sont alors </w:t>
-      </w:r>
-      <w:r>
-        <w:rPr/>
-        <w:t xml:space="preserve">suivis d'une </w:t>
+        <w:t xml:space="preserve"> Ils sont alors suivis d'une </w:t>
       </w:r>
       <w:r>
         <w:rPr>
@@ -5039,7 +5016,7 @@
   </w:style>
   <w:style w:type="paragraph" w:styleId="Heading1">
     <w:name w:val="heading 1"/>
-    <w:basedOn w:val="Titreuser"/>
+    <w:basedOn w:val="Titre"/>
     <w:qFormat/>
     <w:pPr>
       <w:spacing w:before="160" w:after="80"/>
@@ -5056,7 +5033,7 @@
   </w:style>
   <w:style w:type="paragraph" w:styleId="Heading2">
     <w:name w:val="heading 2"/>
-    <w:basedOn w:val="Titreuser"/>
+    <w:basedOn w:val="Titre"/>
     <w:qFormat/>
     <w:pPr/>
     <w:rPr>
@@ -5067,7 +5044,7 @@
   </w:style>
   <w:style w:type="paragraph" w:styleId="Heading3">
     <w:name w:val="heading 3"/>
-    <w:basedOn w:val="Titreuser"/>
+    <w:basedOn w:val="Titre"/>
     <w:qFormat/>
     <w:pPr/>
     <w:rPr>
@@ -5078,7 +5055,7 @@
   </w:style>
   <w:style w:type="paragraph" w:styleId="Heading4">
     <w:name w:val="heading 4"/>
-    <w:basedOn w:val="Titreuser"/>
+    <w:basedOn w:val="Titre"/>
     <w:qFormat/>
     <w:pPr/>
     <w:rPr>
@@ -5089,7 +5066,7 @@
   </w:style>
   <w:style w:type="paragraph" w:styleId="Heading5">
     <w:name w:val="heading 5"/>
-    <w:basedOn w:val="Titreuser"/>
+    <w:basedOn w:val="Titre"/>
     <w:qFormat/>
     <w:pPr/>
     <w:rPr>
@@ -5098,7 +5075,7 @@
   </w:style>
   <w:style w:type="paragraph" w:styleId="Heading6">
     <w:name w:val="heading 6"/>
-    <w:basedOn w:val="Titreuser"/>
+    <w:basedOn w:val="Titre"/>
     <w:qFormat/>
     <w:pPr/>
     <w:rPr>
@@ -5114,8 +5091,8 @@
       <w:u w:val="single"/>
     </w:rPr>
   </w:style>
-  <w:style w:type="character" w:styleId="Caractresdenotedebasdepageuser">
-    <w:name w:val="Caractères de note de bas de page (user)"/>
+  <w:style w:type="character" w:styleId="Caractresdenotedebasdepage">
+    <w:name w:val="Caractères de note de bas de page"/>
     <w:uiPriority w:val="99"/>
     <w:semiHidden/>
     <w:unhideWhenUsed/>
@@ -5124,8 +5101,8 @@
       <w:vertAlign w:val="superscript"/>
     </w:rPr>
   </w:style>
-  <w:style w:type="character" w:styleId="Caractresdenotedebasdepage">
-    <w:name w:val="Caractères de note de bas de page"/>
+  <w:style w:type="character" w:styleId="Caractresdenotedebasdepageuser">
+    <w:name w:val="Caractères de note de bas de page (user)"/>
     <w:qFormat/>
     <w:rPr>
       <w:vertAlign w:val="superscript"/>
@@ -5148,8 +5125,8 @@
       <w:szCs w:val="20"/>
     </w:rPr>
   </w:style>
-  <w:style w:type="character" w:styleId="Caractresdenotedefinuser">
-    <w:name w:val="Caractères de note de fin (user)"/>
+  <w:style w:type="character" w:styleId="Caractresdenotedefin">
+    <w:name w:val="Caractères de note de fin"/>
     <w:uiPriority w:val="99"/>
     <w:semiHidden/>
     <w:unhideWhenUsed/>
@@ -5158,8 +5135,8 @@
       <w:vertAlign w:val="superscript"/>
     </w:rPr>
   </w:style>
-  <w:style w:type="character" w:styleId="Caractresdenotedefin">
-    <w:name w:val="Caractères de note de fin"/>
+  <w:style w:type="character" w:styleId="Caractresdenotedefinuser">
+    <w:name w:val="Caractères de note de fin (user)"/>
     <w:qFormat/>
     <w:rPr>
       <w:vertAlign w:val="superscript"/>
@@ -5182,8 +5159,8 @@
       <w:szCs w:val="20"/>
     </w:rPr>
   </w:style>
-  <w:style w:type="character" w:styleId="Pucesuser">
-    <w:name w:val="Puces (user)"/>
+  <w:style w:type="character" w:styleId="Puces">
+    <w:name w:val="Puces"/>
     <w:qFormat/>
     <w:rPr>
       <w:rFonts w:ascii="OpenSymbol" w:hAnsi="OpenSymbol" w:eastAsia="OpenSymbol" w:cs="OpenSymbol"/>
@@ -5264,7 +5241,7 @@
   </w:style>
   <w:style w:type="paragraph" w:styleId="Title">
     <w:name w:val="Title"/>
-    <w:basedOn w:val="Titreuser"/>
+    <w:basedOn w:val="Titre"/>
     <w:qFormat/>
     <w:pPr>
       <w:spacing w:before="240" w:after="40"/>
